--- a/tillsyn/A 20132-2025 tillsynsbegäran.docx
+++ b/tillsyn/A 20132-2025 tillsynsbegäran.docx
@@ -307,7 +307,7 @@
     <w:r>
       <w:tab/>
       <w:tab/>
-      <w:t>2026-09-14</w:t>
+      <w:t>2026-09-15</w:t>
       <w:br/>
       <w:br/>
     </w:r>

--- a/tillsyn/A 20132-2025 tillsynsbegäran.docx
+++ b/tillsyn/A 20132-2025 tillsynsbegäran.docx
@@ -307,7 +307,7 @@
     <w:r>
       <w:tab/>
       <w:tab/>
-      <w:t>2026-09-15</w:t>
+      <w:t>2026-09-16</w:t>
       <w:br/>
       <w:br/>
     </w:r>

--- a/tillsyn/A 20132-2025 tillsynsbegäran.docx
+++ b/tillsyn/A 20132-2025 tillsynsbegäran.docx
@@ -307,7 +307,7 @@
     <w:r>
       <w:tab/>
       <w:tab/>
-      <w:t>2026-09-16</w:t>
+      <w:t>2026-09-17</w:t>
       <w:br/>
       <w:br/>
     </w:r>

--- a/tillsyn/A 20132-2025 tillsynsbegäran.docx
+++ b/tillsyn/A 20132-2025 tillsynsbegäran.docx
@@ -307,7 +307,7 @@
     <w:r>
       <w:tab/>
       <w:tab/>
-      <w:t>2026-09-17</w:t>
+      <w:t>2026-09-18</w:t>
       <w:br/>
       <w:br/>
     </w:r>

--- a/tillsyn/A 20132-2025 tillsynsbegäran.docx
+++ b/tillsyn/A 20132-2025 tillsynsbegäran.docx
@@ -307,7 +307,7 @@
     <w:r>
       <w:tab/>
       <w:tab/>
-      <w:t>2026-09-18</w:t>
+      <w:t>2026-09-19</w:t>
       <w:br/>
       <w:br/>
     </w:r>

--- a/tillsyn/A 20132-2025 tillsynsbegäran.docx
+++ b/tillsyn/A 20132-2025 tillsynsbegäran.docx
@@ -307,7 +307,7 @@
     <w:r>
       <w:tab/>
       <w:tab/>
-      <w:t>2026-09-19</w:t>
+      <w:t>2026-09-21</w:t>
       <w:br/>
       <w:br/>
     </w:r>

--- a/tillsyn/A 20132-2025 tillsynsbegäran.docx
+++ b/tillsyn/A 20132-2025 tillsynsbegäran.docx
@@ -307,7 +307,7 @@
     <w:r>
       <w:tab/>
       <w:tab/>
-      <w:t>2026-09-21</w:t>
+      <w:t>2026-09-23</w:t>
       <w:br/>
       <w:br/>
     </w:r>

--- a/tillsyn/A 20132-2025 tillsynsbegäran.docx
+++ b/tillsyn/A 20132-2025 tillsynsbegäran.docx
@@ -22,7 +22,7 @@
       <w:r>
         <w:drawing>
           <wp:inline xmlns:a="http://schemas.openxmlformats.org/drawingml/2006/main" xmlns:pic="http://schemas.openxmlformats.org/drawingml/2006/picture">
-            <wp:extent cx="5486400" cy="3629320"/>
+            <wp:extent cx="5486400" cy="3393649"/>
             <wp:docPr id="1" name="Picture 1"/>
             <wp:cNvGraphicFramePr>
               <a:graphicFrameLocks noChangeAspect="1"/>
@@ -43,7 +43,7 @@
                   <pic:spPr>
                     <a:xfrm>
                       <a:off x="0" y="0"/>
-                      <a:ext cx="5486400" cy="3629320"/>
+                      <a:ext cx="5486400" cy="3393649"/>
                     </a:xfrm>
                     <a:prstGeom prst="rect"/>
                   </pic:spPr>
@@ -60,12 +60,12 @@
         <w:spacing w:after="240"/>
       </w:pPr>
       <w:r>
-        <w:t>Figur 1. Fyndplatser för naturvårdsarter i och inom 19 meter från avverkningsanmälan. Markörer utan svart kant är placerade på fyndplatsen. Markörer med svart kant är placerade vid sidan av fyndplatsen och har ett svart streck som visar fyndplatsens exakta position. Kartans mittpunktskoordinat är N 6951872, E 440630 i SWEREF 99 TM.</w:t>
+        <w:t>Figur 1. Fyndplatser för naturvårdsarter i och inom 23 meter från avverkningsanmälan. Markörer utan svart kant är placerade på fyndplatsen. Markörer med svart kant är placerade vid sidan av fyndplatsen och har ett svart streck som visar fyndplatsens exakta position. Kartans mittpunktskoordinat är N 6951872, E 440630 i SWEREF 99 TM.</w:t>
       </w:r>
     </w:p>
     <w:p>
       <w:r>
-        <w:t>I och inom 19 meter från avverkningsanmälan finns fynd av 4 naturvårdsarter, varav 4 är rödlistade och 4 är typiska (T): blå taggsvamp (NT, T), dofttaggsvamp (NT, T), dropptaggsvamp (NT, T) och orange taggsvamp (NT, T). Se Figur 1.</w:t>
+        <w:t>I och inom 23 meter från avverkningsanmälan finns fynd av 5 naturvårdsarter, varav 5 är rödlistade och 4 är typiska (T): blå taggsvamp (NT, T), dofttaggsvamp (NT, T), dropptaggsvamp (NT, T), orange taggsvamp (NT, T) och skarp dropptaggsvamp (NT). Se Figur 1.</w:t>
       </w:r>
     </w:p>
     <w:p>
@@ -179,6 +179,17 @@
         <w:t xml:space="preserve"> (SLU Artdatabanken, 2024).</w:t>
       </w:r>
     </w:p>
+    <w:p>
+      <w:r>
+        <w:rPr>
+          <w:b/>
+        </w:rPr>
+        <w:t xml:space="preserve">Skarp dropptaggsvamp (NT) </w:t>
+      </w:r>
+      <w:r>
+        <w:t>bildar mykorrhiza med både gran och tall, främst i barrskogar med trädkontinuitet. Arten uppträder dels i näringsrik kalkbarrskog och dels i sur lavtallskog. Kalkbarrskogarna är ofta grandominerade, olikåldriga och skiktade på frisk mark med ett örtrikt vegetationsskikt. Lavtallskogarna är i regel magra, torra, ljusöppna och ofta brandpräglade. Den totala populationen i landet har minskat och bedöms fortsätta minska till följd av avverkning av äldre barrskogar. Arten har begränsad förmåga att återetablera sig efter slutavverkning eller andra storskaliga skogsbruksåtgärder. Det saknas indikationer på att arten långsiktigt kan etablera eller reproducera sig i skogsbestånd som brukas med metoder som trakthyggesbruk, markberedning, gödsling eller föryngring med förädlat plantmaterial. Minskningstakten för den svenska populationen bedöms vara nära gränsvärdet för Sårbar (VU) (SLU Artdatabanken, 2026).</w:t>
+      </w:r>
+    </w:p>
     <w:sectPr>
       <w:headerReference w:type="even" r:id="rId8"/>
       <w:headerReference w:type="default" r:id="rId9"/>
@@ -307,7 +318,7 @@
     <w:r>
       <w:tab/>
       <w:tab/>
-      <w:t>2026-09-23</w:t>
+      <w:t>2026-09-24</w:t>
       <w:br/>
       <w:br/>
     </w:r>

--- a/tillsyn/A 20132-2025 tillsynsbegäran.docx
+++ b/tillsyn/A 20132-2025 tillsynsbegäran.docx
@@ -318,7 +318,7 @@
     <w:r>
       <w:tab/>
       <w:tab/>
-      <w:t>2026-09-24</w:t>
+      <w:t>2026-09-25</w:t>
       <w:br/>
       <w:br/>
     </w:r>

--- a/tillsyn/A 20132-2025 tillsynsbegäran.docx
+++ b/tillsyn/A 20132-2025 tillsynsbegäran.docx
@@ -318,7 +318,7 @@
     <w:r>
       <w:tab/>
       <w:tab/>
-      <w:t>2026-09-25</w:t>
+      <w:t>2026-09-26</w:t>
       <w:br/>
       <w:br/>
     </w:r>

--- a/tillsyn/A 20132-2025 tillsynsbegäran.docx
+++ b/tillsyn/A 20132-2025 tillsynsbegäran.docx
@@ -318,7 +318,7 @@
     <w:r>
       <w:tab/>
       <w:tab/>
-      <w:t>2026-09-26</w:t>
+      <w:t>2026-09-27</w:t>
       <w:br/>
       <w:br/>
     </w:r>

--- a/tillsyn/A 20132-2025 tillsynsbegäran.docx
+++ b/tillsyn/A 20132-2025 tillsynsbegäran.docx
@@ -318,7 +318,7 @@
     <w:r>
       <w:tab/>
       <w:tab/>
-      <w:t>2026-09-27</w:t>
+      <w:t>2026-09-28</w:t>
       <w:br/>
       <w:br/>
     </w:r>

--- a/tillsyn/A 20132-2025 tillsynsbegäran.docx
+++ b/tillsyn/A 20132-2025 tillsynsbegäran.docx
@@ -318,7 +318,7 @@
     <w:r>
       <w:tab/>
       <w:tab/>
-      <w:t>2026-09-28</w:t>
+      <w:t>2026-09-29</w:t>
       <w:br/>
       <w:br/>
     </w:r>

--- a/tillsyn/A 20132-2025 tillsynsbegäran.docx
+++ b/tillsyn/A 20132-2025 tillsynsbegäran.docx
@@ -318,7 +318,7 @@
     <w:r>
       <w:tab/>
       <w:tab/>
-      <w:t>2026-09-29</w:t>
+      <w:t>2026-09-30</w:t>
       <w:br/>
       <w:br/>
     </w:r>

--- a/tillsyn/A 20132-2025 tillsynsbegäran.docx
+++ b/tillsyn/A 20132-2025 tillsynsbegäran.docx
@@ -318,7 +318,7 @@
     <w:r>
       <w:tab/>
       <w:tab/>
-      <w:t>2026-09-30</w:t>
+      <w:t>2026-10-01</w:t>
       <w:br/>
       <w:br/>
     </w:r>

--- a/tillsyn/A 20132-2025 tillsynsbegäran.docx
+++ b/tillsyn/A 20132-2025 tillsynsbegäran.docx
@@ -318,7 +318,7 @@
     <w:r>
       <w:tab/>
       <w:tab/>
-      <w:t>2026-10-01</w:t>
+      <w:t>2026-10-02</w:t>
       <w:br/>
       <w:br/>
     </w:r>

--- a/tillsyn/A 20132-2025 tillsynsbegäran.docx
+++ b/tillsyn/A 20132-2025 tillsynsbegäran.docx
@@ -318,7 +318,7 @@
     <w:r>
       <w:tab/>
       <w:tab/>
-      <w:t>2026-10-02</w:t>
+      <w:t>2026-10-03</w:t>
       <w:br/>
       <w:br/>
     </w:r>

--- a/tillsyn/A 20132-2025 tillsynsbegäran.docx
+++ b/tillsyn/A 20132-2025 tillsynsbegäran.docx
@@ -318,7 +318,7 @@
     <w:r>
       <w:tab/>
       <w:tab/>
-      <w:t>2026-10-03</w:t>
+      <w:t>2026-10-04</w:t>
       <w:br/>
       <w:br/>
     </w:r>

--- a/tillsyn/A 20132-2025 tillsynsbegäran.docx
+++ b/tillsyn/A 20132-2025 tillsynsbegäran.docx
@@ -318,7 +318,7 @@
     <w:r>
       <w:tab/>
       <w:tab/>
-      <w:t>2026-10-04</w:t>
+      <w:t>2026-10-05</w:t>
       <w:br/>
       <w:br/>
     </w:r>

--- a/tillsyn/A 20132-2025 tillsynsbegäran.docx
+++ b/tillsyn/A 20132-2025 tillsynsbegäran.docx
@@ -318,7 +318,7 @@
     <w:r>
       <w:tab/>
       <w:tab/>
-      <w:t>2026-10-05</w:t>
+      <w:t>2026-10-06</w:t>
       <w:br/>
       <w:br/>
     </w:r>

--- a/tillsyn/A 20132-2025 tillsynsbegäran.docx
+++ b/tillsyn/A 20132-2025 tillsynsbegäran.docx
@@ -318,7 +318,7 @@
     <w:r>
       <w:tab/>
       <w:tab/>
-      <w:t>2026-10-06</w:t>
+      <w:t>2026-10-07</w:t>
       <w:br/>
       <w:br/>
     </w:r>

--- a/tillsyn/A 20132-2025 tillsynsbegäran.docx
+++ b/tillsyn/A 20132-2025 tillsynsbegäran.docx
@@ -318,7 +318,7 @@
     <w:r>
       <w:tab/>
       <w:tab/>
-      <w:t>2026-10-07</w:t>
+      <w:t>2026-10-08</w:t>
       <w:br/>
       <w:br/>
     </w:r>

--- a/tillsyn/A 20132-2025 tillsynsbegäran.docx
+++ b/tillsyn/A 20132-2025 tillsynsbegäran.docx
@@ -318,7 +318,7 @@
     <w:r>
       <w:tab/>
       <w:tab/>
-      <w:t>2026-10-08</w:t>
+      <w:t>2026-10-09</w:t>
       <w:br/>
       <w:br/>
     </w:r>

--- a/tillsyn/A 20132-2025 tillsynsbegäran.docx
+++ b/tillsyn/A 20132-2025 tillsynsbegäran.docx
@@ -318,7 +318,7 @@
     <w:r>
       <w:tab/>
       <w:tab/>
-      <w:t>2026-10-09</w:t>
+      <w:t>2026-10-10</w:t>
       <w:br/>
       <w:br/>
     </w:r>

--- a/tillsyn/A 20132-2025 tillsynsbegäran.docx
+++ b/tillsyn/A 20132-2025 tillsynsbegäran.docx
@@ -318,7 +318,7 @@
     <w:r>
       <w:tab/>
       <w:tab/>
-      <w:t>2026-10-10</w:t>
+      <w:t>2026-10-11</w:t>
       <w:br/>
       <w:br/>
     </w:r>

--- a/tillsyn/A 20132-2025 tillsynsbegäran.docx
+++ b/tillsyn/A 20132-2025 tillsynsbegäran.docx
@@ -318,7 +318,7 @@
     <w:r>
       <w:tab/>
       <w:tab/>
-      <w:t>2026-10-11</w:t>
+      <w:t>2026-10-12</w:t>
       <w:br/>
       <w:br/>
     </w:r>

--- a/tillsyn/A 20132-2025 tillsynsbegäran.docx
+++ b/tillsyn/A 20132-2025 tillsynsbegäran.docx
@@ -318,7 +318,7 @@
     <w:r>
       <w:tab/>
       <w:tab/>
-      <w:t>2026-10-12</w:t>
+      <w:t>2026-10-13</w:t>
       <w:br/>
       <w:br/>
     </w:r>

--- a/tillsyn/A 20132-2025 tillsynsbegäran.docx
+++ b/tillsyn/A 20132-2025 tillsynsbegäran.docx
@@ -318,7 +318,7 @@
     <w:r>
       <w:tab/>
       <w:tab/>
-      <w:t>2026-10-13</w:t>
+      <w:t>2026-10-14</w:t>
       <w:br/>
       <w:br/>
     </w:r>

--- a/tillsyn/A 20132-2025 tillsynsbegäran.docx
+++ b/tillsyn/A 20132-2025 tillsynsbegäran.docx
@@ -318,7 +318,7 @@
     <w:r>
       <w:tab/>
       <w:tab/>
-      <w:t>2026-10-14</w:t>
+      <w:t>2026-10-15</w:t>
       <w:br/>
       <w:br/>
     </w:r>

--- a/tillsyn/A 20132-2025 tillsynsbegäran.docx
+++ b/tillsyn/A 20132-2025 tillsynsbegäran.docx
@@ -318,7 +318,7 @@
     <w:r>
       <w:tab/>
       <w:tab/>
-      <w:t>2026-10-15</w:t>
+      <w:t>2026-10-16</w:t>
       <w:br/>
       <w:br/>
     </w:r>

--- a/tillsyn/A 20132-2025 tillsynsbegäran.docx
+++ b/tillsyn/A 20132-2025 tillsynsbegäran.docx
@@ -318,7 +318,7 @@
     <w:r>
       <w:tab/>
       <w:tab/>
-      <w:t>2026-10-16</w:t>
+      <w:t>2026-10-17</w:t>
       <w:br/>
       <w:br/>
     </w:r>

--- a/tillsyn/A 20132-2025 tillsynsbegäran.docx
+++ b/tillsyn/A 20132-2025 tillsynsbegäran.docx
@@ -318,7 +318,7 @@
     <w:r>
       <w:tab/>
       <w:tab/>
-      <w:t>2026-10-17</w:t>
+      <w:t>2026-10-18</w:t>
       <w:br/>
       <w:br/>
     </w:r>

--- a/tillsyn/A 20132-2025 tillsynsbegäran.docx
+++ b/tillsyn/A 20132-2025 tillsynsbegäran.docx
@@ -318,7 +318,7 @@
     <w:r>
       <w:tab/>
       <w:tab/>
-      <w:t>2026-10-18</w:t>
+      <w:t>2026-10-19</w:t>
       <w:br/>
       <w:br/>
     </w:r>

--- a/tillsyn/A 20132-2025 tillsynsbegäran.docx
+++ b/tillsyn/A 20132-2025 tillsynsbegäran.docx
@@ -318,7 +318,7 @@
     <w:r>
       <w:tab/>
       <w:tab/>
-      <w:t>2026-10-19</w:t>
+      <w:t>2026-10-20</w:t>
       <w:br/>
       <w:br/>
     </w:r>

--- a/tillsyn/A 20132-2025 tillsynsbegäran.docx
+++ b/tillsyn/A 20132-2025 tillsynsbegäran.docx
@@ -318,7 +318,7 @@
     <w:r>
       <w:tab/>
       <w:tab/>
-      <w:t>2026-10-20</w:t>
+      <w:t>2026-10-21</w:t>
       <w:br/>
       <w:br/>
     </w:r>

--- a/tillsyn/A 20132-2025 tillsynsbegäran.docx
+++ b/tillsyn/A 20132-2025 tillsynsbegäran.docx
@@ -318,7 +318,7 @@
     <w:r>
       <w:tab/>
       <w:tab/>
-      <w:t>2026-10-21</w:t>
+      <w:t>2026-10-22</w:t>
       <w:br/>
       <w:br/>
     </w:r>

--- a/tillsyn/A 20132-2025 tillsynsbegäran.docx
+++ b/tillsyn/A 20132-2025 tillsynsbegäran.docx
@@ -318,7 +318,7 @@
     <w:r>
       <w:tab/>
       <w:tab/>
-      <w:t>2026-10-22</w:t>
+      <w:t>2026-10-23</w:t>
       <w:br/>
       <w:br/>
     </w:r>

--- a/tillsyn/A 20132-2025 tillsynsbegäran.docx
+++ b/tillsyn/A 20132-2025 tillsynsbegäran.docx
@@ -318,7 +318,7 @@
     <w:r>
       <w:tab/>
       <w:tab/>
-      <w:t>2026-10-23</w:t>
+      <w:t>2026-10-24</w:t>
       <w:br/>
       <w:br/>
     </w:r>

--- a/tillsyn/A 20132-2025 tillsynsbegäran.docx
+++ b/tillsyn/A 20132-2025 tillsynsbegäran.docx
@@ -318,7 +318,7 @@
     <w:r>
       <w:tab/>
       <w:tab/>
-      <w:t>2026-10-24</w:t>
+      <w:t>2026-10-25</w:t>
       <w:br/>
       <w:br/>
     </w:r>

--- a/tillsyn/A 20132-2025 tillsynsbegäran.docx
+++ b/tillsyn/A 20132-2025 tillsynsbegäran.docx
@@ -318,7 +318,7 @@
     <w:r>
       <w:tab/>
       <w:tab/>
-      <w:t>2026-10-25</w:t>
+      <w:t>2026-10-26</w:t>
       <w:br/>
       <w:br/>
     </w:r>

--- a/tillsyn/A 20132-2025 tillsynsbegäran.docx
+++ b/tillsyn/A 20132-2025 tillsynsbegäran.docx
@@ -318,7 +318,7 @@
     <w:r>
       <w:tab/>
       <w:tab/>
-      <w:t>2026-10-26</w:t>
+      <w:t>2026-10-27</w:t>
       <w:br/>
       <w:br/>
     </w:r>

--- a/tillsyn/A 20132-2025 tillsynsbegäran.docx
+++ b/tillsyn/A 20132-2025 tillsynsbegäran.docx
@@ -318,7 +318,7 @@
     <w:r>
       <w:tab/>
       <w:tab/>
-      <w:t>2026-10-27</w:t>
+      <w:t>2026-10-28</w:t>
       <w:br/>
       <w:br/>
     </w:r>

--- a/tillsyn/A 20132-2025 tillsynsbegäran.docx
+++ b/tillsyn/A 20132-2025 tillsynsbegäran.docx
@@ -318,7 +318,7 @@
     <w:r>
       <w:tab/>
       <w:tab/>
-      <w:t>2026-10-28</w:t>
+      <w:t>2026-10-29</w:t>
       <w:br/>
       <w:br/>
     </w:r>

--- a/tillsyn/A 20132-2025 tillsynsbegäran.docx
+++ b/tillsyn/A 20132-2025 tillsynsbegäran.docx
@@ -318,7 +318,7 @@
     <w:r>
       <w:tab/>
       <w:tab/>
-      <w:t>2026-10-29</w:t>
+      <w:t>2026-10-31</w:t>
       <w:br/>
       <w:br/>
     </w:r>
